--- a/Term 5/PHYS 1401/Files & Images/Lab 7/Lab 7_ Projectile Motion.docx
+++ b/Term 5/PHYS 1401/Files & Images/Lab 7/Lab 7_ Projectile Motion.docx
@@ -3645,7 +3645,7 @@
           <w:highlight w:val="white"/>
           <w:rtl w:val="0"/>
         </w:rPr>
-        <w:t xml:space="preserve">In conclusion, the experiment successfully demonstrated the principles of projectile motion by launching a steel ball from the Projectile Launcher and measuring its horizontal (x-axis) and vertical (y-axis) distances. By determining the initial velocity of the ball, we were able to predict the trajectory of the ball, which followed a parabolic path as expected. The measurements taken during the procedure allowed for a deeper understanding of how the horizontal and vertical components of motion influence the overall path of a projectile. This experiment reinforces the relationship between initial velocity, angle of launch, and the resulting displacement of a projectile in motion.</w:t>
+        <w:t xml:space="preserve">In conclusion, the experiment successfully demonstrated the principles of projectile motion by launching a steel ball from the Projectile Launcher and measuring its horizontal (x-axis) and vertical (y-axis) distances. By determining the initial velocity of the ball, the trajectory of the ball was able to be predicted, which followed a parabolic path as expected. The measurements taken during the procedure allowed for a deeper understanding of how the horizontal and vertical components of motion influence the overall path of a projectile. This experiment reinforces the relationship between initial velocity, angle of launch, and the resulting displacement of a projectile in motion.</w:t>
       </w:r>
     </w:p>
     <w:p>
